--- a/docs/dokumen/Syarat_dan_Ketentuan_mitrans.id_v1.4_redline.docx
+++ b/docs/dokumen/Syarat_dan_Ketentuan_mitrans.id_v1.4_redline.docx
@@ -296,7 +296,7 @@
             </w:ins>
             <w:ins w:id="9005" w:author="Claude (draf untuk Coach Doddy)" w:date="2026-10-27T12:00:00Z">
               <w:r>
-                <w:t xml:space="preserve"> (27 Oktober 2026): diselaraskan dengan Rencana Pemasaran v1.4. Lisensi berlaku tanpa batas waktu (lifetime) dan tidak perlu dibeli ulang; akses yang termasuk harga Lisensi hanya sampai akhir bulan kalender aktivasi; Langganan mulai bulan berikutnya (Pasal 2 dan Pasal 6).</w:t>
+                <w:t xml:space="preserve"> (27 Oktober 2026): diselaraskan dengan Rencana Pemasaran v1.4. Lisensi berlaku tanpa batas waktu (lifetime) dan tidak perlu dibeli ulang, termasuk akses 30 hari sejak aktivasi; Langganan Rp399.000 ditagih pertama kali 30 hari setelah aktivasi, lalu setiap 30 hari (Pasal 2, 5, 6, dan 7).</w:t>
               </w:r>
             </w:ins>
           </w:p>
@@ -1117,7 +1117,7 @@
       <w:ins w:id="9007" w:author="Claude (draf untuk Coach Doddy)" w:date="2026-10-27T12:00:00Z">
         <w:r>
           <w:rPr/>
-          <w:t xml:space="preserve">berlaku tanpa batas waktu (lifetime) dan tidak perlu dibeli ulang, termasuk akses sampai akhir bulan kalender aktivasi.</w:t>
+          <w:t xml:space="preserve">berlaku tanpa batas waktu (lifetime) dan tidak perlu dibeli ulang, termasuk akses 30 hari sejak aktivasi.</w:t>
         </w:r>
       </w:ins>
     </w:p>
@@ -1151,7 +1151,7 @@
       <w:ins w:id="9009" w:author="Claude (draf untuk Coach Doddy)" w:date="2026-10-27T12:00:00Z">
         <w:r>
           <w:rPr/>
-          <w:t xml:space="preserve">akses bulanan (repeat order/RO) mulai bulan berikutnya setelah aktivasi Lisensi.</w:t>
+          <w:t xml:space="preserve">akses per 30 hari (repeat order/RO), ditagih pertama kali 30 hari setelah aktivasi Lisensi.</w:t>
         </w:r>
       </w:ins>
     </w:p>
@@ -1564,7 +1564,23 @@
       </w:pPr>
       <w:r>
         <w:rPr/>
-        <w:t>Langganan Rp399.000 per bulan.</w:t>
+        <w:t xml:space="preserve">Langganan Rp399.000 </w:t>
+      </w:r>
+      <w:del w:id="9010" w:author="Claude (draf untuk Coach Doddy)" w:date="2026-10-27T12:00:00Z">
+        <w:r>
+          <w:rPr/>
+          <w:delText xml:space="preserve">per bulan</w:delText>
+        </w:r>
+      </w:del>
+      <w:ins w:id="9011" w:author="Claude (draf untuk Coach Doddy)" w:date="2026-10-27T12:00:00Z">
+        <w:r>
+          <w:rPr/>
+          <w:t xml:space="preserve">per 30 hari</w:t>
+        </w:r>
+      </w:ins>
+      <w:r>
+        <w:rPr/>
+        <w:t xml:space="preserve">.</w:t>
       </w:r>
     </w:p>
     <w:p>
@@ -1639,46 +1655,46 @@
         <w:spacing w:before="0" w:after="60"/>
         <w:rPr/>
       </w:pPr>
-      <w:del w:id="9010" w:author="Claude (draf untuk Coach Doddy)" w:date="2026-10-27T12:00:00Z">
+      <w:del w:id="9012" w:author="Claude (draf untuk Coach Doddy)" w:date="2026-10-27T12:00:00Z">
         <w:r>
           <w:rPr/>
           <w:delText xml:space="preserve">Lisensi mencakup akses 3 bulan sejak aktivasi.</w:delText>
         </w:r>
       </w:del>
-      <w:ins w:id="9011" w:author="Claude (draf untuk Coach Doddy)" w:date="2026-10-27T12:00:00Z">
-        <w:r>
-          <w:rPr/>
-          <w:t xml:space="preserve">Lisensi berlaku tanpa batas waktu dan mencakup akses sampai akhir bulan kalender aktivasi.</w:t>
-        </w:r>
-      </w:ins>
-    </w:p>
-    <w:p>
-      <w:pPr>
-        <w:pStyle w:val="ListParagraph"/>
-        <w:numPr>
-          <w:ilvl w:val="0"/>
-          <w:numId w:val="41"/>
-        </w:numPr>
-        <w:spacing w:before="0" w:after="60"/>
-        <w:rPr/>
-      </w:pPr>
-      <w:del w:id="9012" w:author="Claude (draf untuk Coach Doddy)" w:date="2026-10-27T12:00:00Z">
-        <w:r>
-          <w:rPr/>
-          <w:delText xml:space="preserve">Mulai bulan ke-4,</w:delText>
-        </w:r>
-      </w:del>
       <w:ins w:id="9013" w:author="Claude (draf untuk Coach Doddy)" w:date="2026-10-27T12:00:00Z">
         <w:r>
           <w:rPr/>
-          <w:t xml:space="preserve">Mulai bulan berikutnya setelah aktivasi Lisensi,</w:t>
+          <w:t xml:space="preserve">Lisensi berlaku tanpa batas waktu dan mencakup akses 30 hari sejak aktivasi.</w:t>
         </w:r>
       </w:ins>
-      <w:r>
-        <w:rPr/>
-        <w:t xml:space="preserve"> Anda dapat melanjutkan akses dengan Langganan Rp399.000 per bulan. Tidak ada opsi tahunan.</w:t>
-      </w:r>
-      <w:ins w:id="9014" w:author="Claude (draf untuk Coach Doddy)" w:date="2026-10-27T12:00:00Z">
+    </w:p>
+    <w:p>
+      <w:pPr>
+        <w:pStyle w:val="ListParagraph"/>
+        <w:numPr>
+          <w:ilvl w:val="0"/>
+          <w:numId w:val="41"/>
+        </w:numPr>
+        <w:spacing w:before="0" w:after="60"/>
+        <w:rPr/>
+      </w:pPr>
+      <w:del w:id="9014" w:author="Claude (draf untuk Coach Doddy)" w:date="2026-10-27T12:00:00Z">
+        <w:r>
+          <w:rPr/>
+          <w:delText xml:space="preserve">Mulai bulan ke-4, Anda dapat melanjutkan akses dengan Langganan Rp399.000 per bulan.</w:delText>
+        </w:r>
+      </w:del>
+      <w:ins w:id="9015" w:author="Claude (draf untuk Coach Doddy)" w:date="2026-10-27T12:00:00Z">
+        <w:r>
+          <w:rPr/>
+          <w:t xml:space="preserve">Mulai 30 hari setelah aktivasi, Anda dapat melanjutkan akses dengan Langganan Rp399.000 per 30 hari. Pembayaran sebelum jatuh tempo menyambung dari akhir akses; bila akses sudah berakhir, periode baru dimulai saat dibayar.</w:t>
+        </w:r>
+      </w:ins>
+      <w:r>
+        <w:rPr/>
+        <w:t xml:space="preserve"> Tidak ada opsi tahunan.</w:t>
+      </w:r>
+      <w:ins w:id="9016" w:author="Claude (draf untuk Coach Doddy)" w:date="2026-10-27T12:00:00Z">
         <w:r>
           <w:rPr/>
           <w:t xml:space="preserve"> Bila Langganan berhenti, akses Platform berhenti pada akhir periode yang dibayar, tetapi Lisensi tetap berlaku dan Langganan dapat dilanjutkan kapan saja tanpa membeli Lisensi ulang.</w:t>
@@ -1811,7 +1827,23 @@
       </w:pPr>
       <w:r>
         <w:rPr/>
-        <w:t>Lisensi yang sudah diaktifkan dikembalikan setelah dikurangi nilai akses yang sudah dipakai, dihitung harian dari Rp399.000 per bulan.</w:t>
+        <w:t xml:space="preserve">Lisensi yang sudah diaktifkan dikembalikan setelah dikurangi nilai akses yang sudah dipakai, dihitung harian dari </w:t>
+      </w:r>
+      <w:del w:id="9017" w:author="Claude (draf untuk Coach Doddy)" w:date="2026-10-27T12:00:00Z">
+        <w:r>
+          <w:rPr/>
+          <w:delText xml:space="preserve">Rp399.000 per bulan</w:delText>
+        </w:r>
+      </w:del>
+      <w:ins w:id="9018" w:author="Claude (draf untuk Coach Doddy)" w:date="2026-10-27T12:00:00Z">
+        <w:r>
+          <w:rPr/>
+          <w:t xml:space="preserve">Rp399.000 per 30 hari</w:t>
+        </w:r>
+      </w:ins>
+      <w:r>
+        <w:rPr/>
+        <w:t xml:space="preserve">.</w:t>
       </w:r>
     </w:p>
     <w:p>

--- a/docs/dokumen/Syarat_dan_Ketentuan_mitrans.id_v1.4_redline.docx
+++ b/docs/dokumen/Syarat_dan_Ketentuan_mitrans.id_v1.4_redline.docx
@@ -296,7 +296,7 @@
             </w:ins>
             <w:ins w:id="9005" w:author="Claude (draf untuk Coach Doddy)" w:date="2026-10-27T12:00:00Z">
               <w:r>
-                <w:t xml:space="preserve"> (27 Oktober 2026): diselaraskan dengan Rencana Pemasaran v1.4. Lisensi berlaku tanpa batas waktu (lifetime) dan tidak perlu dibeli ulang, termasuk akses 30 hari sejak aktivasi; Langganan Rp399.000 ditagih pertama kali 30 hari setelah aktivasi, lalu setiap 30 hari (Pasal 2, 5, 6, dan 7).</w:t>
+                <w:t xml:space="preserve"> (27 Oktober 2026): diselaraskan dengan Rencana Pemasaran v1.4. Lisensi berlaku tanpa batas waktu (lifetime) dan tidak perlu dibeli ulang, termasuk akses 30 hari sejak aktivasi; Langganan Rp399.000 ditagih pertama kali 30 hari setelah aktivasi, lalu setiap 30 hari (Pasal 2, 5, 6, dan 7). Jadwal pengingat tagihan diperinci (Pasal 6), dan Mitra PLS dapat membayar Langganannya sendiri dengan potongan bonus atas persetujuannya (Pasal 5 dan Pasal 21 angka 7).</w:t>
               </w:r>
             </w:ins>
           </w:p>
@@ -1619,6 +1619,12 @@
         <w:rPr/>
         <w:t xml:space="preserve"> yang tertera di halaman pembayaran. Jangan membayar ke rekening pribadi siapa pun, termasuk Mitra PLS. Perusahaan tidak bertanggung jawab atas pembayaran ke rekening selain rekening resmi.</w:t>
       </w:r>
+      <w:ins w:id="9019" w:author="Claude (draf untuk Coach Doddy)" w:date="2026-10-27T12:00:00Z">
+        <w:r>
+          <w:rPr/>
+          <w:t xml:space="preserve"> Bagi Mitra PLS, Langganan miliknya sendiri juga dapat dibayar dengan potongan bonus menurut Pasal 21 angka 7.</w:t>
+        </w:r>
+      </w:ins>
     </w:p>
     <w:p>
       <w:pPr>
@@ -1713,8 +1719,20 @@
       </w:pPr>
       <w:r>
         <w:rPr/>
-        <w:t>Pembayaran Langganan berulang hanya berlaku bila Anda menyetujuinya secara tegas. Kami mengirimkan pengingat paling lambat 3 hari sebelum setiap tagihan.</w:t>
-      </w:r>
+        <w:t xml:space="preserve">Pembayaran Langganan berulang hanya berlaku bila Anda menyetujuinya secara tegas. </w:t>
+      </w:r>
+      <w:del w:id="9020" w:author="Claude (draf untuk Coach Doddy)" w:date="2026-10-27T12:00:00Z">
+        <w:r>
+          <w:rPr/>
+          <w:delText xml:space="preserve">Kami mengirimkan pengingat paling lambat 3 hari sebelum setiap tagihan.</w:delText>
+        </w:r>
+      </w:del>
+      <w:ins w:id="9021" w:author="Claude (draf untuk Coach Doddy)" w:date="2026-10-27T12:00:00Z">
+        <w:r>
+          <w:rPr/>
+          <w:t xml:space="preserve">Kami mengirimkan pengingat 7 hari, 3 hari, dan 1 hari sebelum jatuh tempo, pada hari jatuh tempo, dan sehari sesudah akses berakhir. Pengingat selalu tampil di akun Anda; pengingat melalui surel atau WhatsApp hanya dikirim bila Anda menyetujuinya, dan dapat dihentikan kapan saja.</w:t>
+        </w:r>
+      </w:ins>
     </w:p>
     <w:p>
       <w:pPr>
@@ -3396,6 +3414,33 @@
         <w:rPr/>
         <w:t>Mitra PLS dapat mengajukan keberatan atas perhitungan komisi dan bonus dalam 30 hari setelah pembayaran. Perusahaan menjawab paling lambat 14 hari kerja.</w:t>
       </w:r>
+    </w:p>
+    <w:p>
+      <w:pPr>
+        <w:pStyle w:val="ListParagraph"/>
+        <w:numPr>
+          <w:ilvl w:val="0"/>
+          <w:numId w:val="97"/>
+        </w:numPr>
+        <w:spacing w:before="0" w:after="60"/>
+        <w:rPr>
+          <w:ins w:id="9022" w:author="Claude (draf untuk Coach Doddy)" w:date="2026-10-27T12:00:00Z"/>
+        </w:rPr>
+      </w:pPr>
+      <w:ins w:id="9023" w:author="Claude (draf untuk Coach Doddy)" w:date="2026-10-27T12:00:00Z">
+        <w:r>
+          <w:rPr>
+            <w:b/>
+            <w:bCs/>
+          </w:rPr>
+          <w:t xml:space="preserve">Pembayaran Langganan dari bonus (potong bonus).</w:t>
+        </w:r>
+      </w:ins>
+      <w:ins w:id="9024" w:author="Claude (draf untuk Coach Doddy)" w:date="2026-10-27T12:00:00Z">
+        <w:r>
+          <w:t xml:space="preserve"> Mitra PLS dapat membayar Langganannya sendiri dengan potongan dari komisi dan bonus yang sudah ditetapkan dan belum ditransfer. Ketentuannya: (a) potongan hanya dilakukan atas permintaan dan persetujuan tegas Mitra PLS untuk setiap pembayaran, tidak dilakukan otomatis, dan bukan syarat untuk menerima komisi, bonus, atau peringkat apa pun; (b) potongan diambil dari jumlah yang akan ditransfer setelah pemotongan pajak penghasilan menurut angka 5, sehingga nominal komisi dan bonus serta dasar pengenaan pajaknya tidak berubah; (c) nominal dipotong dari transfer Jumat terdekat yang mencukupi, dan rinciannya ditampilkan di kantor maya serta pada bukti pembayaran; (d) paling banyak satu periode Langganan dapat dibayar di muka; (e) bila Langganan itu dibatalkan sebelum transfer, potongan dibatalkan, dan bila sesudahnya, dana dikembalikan menurut Pasal 7; (f) Langganan yang dibayar dengan cara ini diperlakukan sama dengan Langganan yang dibayar melalui kanal resmi, termasuk dalam perhitungan Plan B; (g) cara ini hanya untuk Langganan milik Mitra PLS sendiri dan tidak dapat dipakai untuk membayar pembelian orang lain.</w:t>
+        </w:r>
+      </w:ins>
     </w:p>
     <w:p>
       <w:pPr>

--- a/docs/dokumen/Syarat_dan_Ketentuan_mitrans.id_v1.4_redline.docx
+++ b/docs/dokumen/Syarat_dan_Ketentuan_mitrans.id_v1.4_redline.docx
@@ -296,7 +296,7 @@
             </w:ins>
             <w:ins w:id="9005" w:author="Claude (draf untuk Coach Doddy)" w:date="2026-10-27T12:00:00Z">
               <w:r>
-                <w:t xml:space="preserve"> (27 Oktober 2026): diselaraskan dengan Rencana Pemasaran v1.4. Lisensi berlaku tanpa batas waktu (lifetime) dan tidak perlu dibeli ulang, termasuk akses 30 hari sejak aktivasi; Langganan Rp399.000 ditagih pertama kali 30 hari setelah aktivasi, lalu setiap 30 hari (Pasal 2, 5, 6, dan 7). Jadwal pengingat tagihan diperinci (Pasal 6), dan Mitra PLS dapat membayar Langganannya sendiri dengan potongan bonus atas persetujuannya (Pasal 5 dan Pasal 21 angka 7).</w:t>
+                <w:t xml:space="preserve"> (27 Oktober 2026): diselaraskan dengan Rencana Pemasaran v1.4. Lisensi berlaku tanpa batas waktu (lifetime) dan tidak perlu dibeli ulang, termasuk akses 30 hari sejak aktivasi; Langganan Rp399.000 ditagih pertama kali 30 hari setelah aktivasi, lalu setiap 30 hari (Pasal 2, 5, 6, dan 7). Jadwal pengingat tagihan diperinci (Pasal 6), dan Mitra PLS dapat membayar Langganannya sendiri dengan potongan bonus atas persetujuannya (Pasal 5 dan Pasal 21 angka 7). Sisa penarikan bonus dipotong dari hak lain lalu dihapus setelah 12 bulan (Pasal 7).</w:t>
               </w:r>
             </w:ins>
           </w:p>
@@ -1619,7 +1619,7 @@
         <w:rPr/>
         <w:t xml:space="preserve"> yang tertera di halaman pembayaran. Jangan membayar ke rekening pribadi siapa pun, termasuk Mitra PLS. Perusahaan tidak bertanggung jawab atas pembayaran ke rekening selain rekening resmi.</w:t>
       </w:r>
-      <w:ins w:id="9019" w:author="Claude (draf untuk Coach Doddy)" w:date="2026-10-27T12:00:00Z">
+      <w:ins w:id="9020" w:author="Claude (draf untuk Coach Doddy)" w:date="2026-10-27T12:00:00Z">
         <w:r>
           <w:rPr/>
           <w:t xml:space="preserve"> Bagi Mitra PLS, Langganan miliknya sendiri juga dapat dibayar dengan potongan bonus menurut Pasal 21 angka 7.</w:t>
@@ -1721,13 +1721,13 @@
         <w:rPr/>
         <w:t xml:space="preserve">Pembayaran Langganan berulang hanya berlaku bila Anda menyetujuinya secara tegas. </w:t>
       </w:r>
-      <w:del w:id="9020" w:author="Claude (draf untuk Coach Doddy)" w:date="2026-10-27T12:00:00Z">
+      <w:del w:id="9021" w:author="Claude (draf untuk Coach Doddy)" w:date="2026-10-27T12:00:00Z">
         <w:r>
           <w:rPr/>
           <w:delText xml:space="preserve">Kami mengirimkan pengingat paling lambat 3 hari sebelum setiap tagihan.</w:delText>
         </w:r>
       </w:del>
-      <w:ins w:id="9021" w:author="Claude (draf untuk Coach Doddy)" w:date="2026-10-27T12:00:00Z">
+      <w:ins w:id="9022" w:author="Claude (draf untuk Coach Doddy)" w:date="2026-10-27T12:00:00Z">
         <w:r>
           <w:rPr/>
           <w:t xml:space="preserve">Kami mengirimkan pengingat 7 hari, 3 hari, dan 1 hari sebelum jatuh tempo, pada hari jatuh tempo, dan sehari sesudah akses berakhir. Pengingat selalu tampil di akun Anda; pengingat melalui surel atau WhatsApp hanya dikirim bila Anda menyetujuinya, dan dapat dihentikan kapan saja.</w:t>
@@ -1937,6 +1937,12 @@
         <w:rPr/>
         <w:t>Komisi dan bonus yang timbul dari pembelian yang dibatalkan atau dikembalikan ditarik kembali dari Mitra PLS penerimanya. Penarikan mencakup Bonus Sponsor, Bonus Layanan Berkah, serta Bonus Level, Pasangan, dan Pembinaan yang timbul dari Lisensi itu. Bonus yang sudah dibayar dipotong dari pembayaran berikutnya.</w:t>
       </w:r>
+      <w:ins w:id="9019" w:author="Claude (draf untuk Coach Doddy)" w:date="2026-10-27T12:00:00Z">
+        <w:r>
+          <w:rPr/>
+          <w:t xml:space="preserve"> Bila pembayaran bonus berikutnya tidak mencukupi, sisa penarikan dipotong dari hak lain Mitra PLS yang dibayar Perusahaan, seperti pembelian kembali Lisensi atau pengembalian dana. Sisa yang belum terpotong dalam 12 bulan sejak tanggal penarikan dihapus dan tidak ditagih. Penarikan yang dipotong dari pembayaran bonus mengurangi penghasilan bruto yang menjadi dasar PPh 21 pada pembayaran itu.</w:t>
+        </w:r>
+      </w:ins>
     </w:p>
     <w:p>
       <w:pPr>
@@ -3424,10 +3430,10 @@
         </w:numPr>
         <w:spacing w:before="0" w:after="60"/>
         <w:rPr>
-          <w:ins w:id="9022" w:author="Claude (draf untuk Coach Doddy)" w:date="2026-10-27T12:00:00Z"/>
+          <w:ins w:id="9023" w:author="Claude (draf untuk Coach Doddy)" w:date="2026-10-27T12:00:00Z"/>
         </w:rPr>
       </w:pPr>
-      <w:ins w:id="9023" w:author="Claude (draf untuk Coach Doddy)" w:date="2026-10-27T12:00:00Z">
+      <w:ins w:id="9024" w:author="Claude (draf untuk Coach Doddy)" w:date="2026-10-27T12:00:00Z">
         <w:r>
           <w:rPr>
             <w:b/>
@@ -3436,7 +3442,7 @@
           <w:t xml:space="preserve">Pembayaran Langganan dari bonus (potong bonus).</w:t>
         </w:r>
       </w:ins>
-      <w:ins w:id="9024" w:author="Claude (draf untuk Coach Doddy)" w:date="2026-10-27T12:00:00Z">
+      <w:ins w:id="9025" w:author="Claude (draf untuk Coach Doddy)" w:date="2026-10-27T12:00:00Z">
         <w:r>
           <w:t xml:space="preserve"> Mitra PLS dapat membayar Langganannya sendiri dengan potongan dari komisi dan bonus yang sudah ditetapkan dan belum ditransfer. Ketentuannya: (a) potongan hanya dilakukan atas permintaan dan persetujuan tegas Mitra PLS untuk setiap pembayaran, tidak dilakukan otomatis, dan bukan syarat untuk menerima komisi, bonus, atau peringkat apa pun; (b) potongan diambil dari jumlah yang akan ditransfer setelah pemotongan pajak penghasilan menurut angka 5, sehingga nominal komisi dan bonus serta dasar pengenaan pajaknya tidak berubah; (c) nominal dipotong dari transfer Jumat terdekat yang mencukupi, dan rinciannya ditampilkan di kantor maya serta pada bukti pembayaran; (d) paling banyak satu periode Langganan dapat dibayar di muka; (e) bila Langganan itu dibatalkan sebelum transfer, potongan dibatalkan, dan bila sesudahnya, dana dikembalikan menurut Pasal 7; (f) Langganan yang dibayar dengan cara ini diperlakukan sama dengan Langganan yang dibayar melalui kanal resmi, termasuk dalam perhitungan Plan B; (g) cara ini hanya untuk Langganan milik Mitra PLS sendiri dan tidak dapat dipakai untuk membayar pembelian orang lain.</w:t>
         </w:r>

--- a/docs/dokumen/Syarat_dan_Ketentuan_mitrans.id_v1.4_redline.docx
+++ b/docs/dokumen/Syarat_dan_Ketentuan_mitrans.id_v1.4_redline.docx
@@ -3444,7 +3444,7 @@
       </w:ins>
       <w:ins w:id="9025" w:author="Claude (draf untuk Coach Doddy)" w:date="2026-10-27T12:00:00Z">
         <w:r>
-          <w:t xml:space="preserve"> Mitra PLS dapat membayar Langganannya sendiri dengan potongan dari komisi dan bonus yang sudah ditetapkan dan belum ditransfer. Ketentuannya: (a) potongan hanya dilakukan atas permintaan dan persetujuan tegas Mitra PLS untuk setiap pembayaran, tidak dilakukan otomatis, dan bukan syarat untuk menerima komisi, bonus, atau peringkat apa pun; (b) potongan diambil dari jumlah yang akan ditransfer setelah pemotongan pajak penghasilan menurut angka 5, sehingga nominal komisi dan bonus serta dasar pengenaan pajaknya tidak berubah; (c) nominal dipotong dari transfer Jumat terdekat yang mencukupi, dan rinciannya ditampilkan di kantor maya serta pada bukti pembayaran; (d) paling banyak satu periode Langganan dapat dibayar di muka; (e) bila Langganan itu dibatalkan sebelum transfer, potongan dibatalkan, dan bila sesudahnya, dana dikembalikan menurut Pasal 7; (f) Langganan yang dibayar dengan cara ini diperlakukan sama dengan Langganan yang dibayar melalui kanal resmi, termasuk dalam perhitungan Plan B; (g) cara ini hanya untuk Langganan milik Mitra PLS sendiri dan tidak dapat dipakai untuk membayar pembelian orang lain.</w:t>
+          <w:t xml:space="preserve"> Mitra PLS dapat membayar Langganannya sendiri dengan potongan dari komisi dan bonus yang sudah ditetapkan dan belum ditransfer. Ketentuannya: (a) potongan hanya dilakukan atas permintaan dan persetujuan tegas Mitra PLS untuk setiap pembayaran, tidak dilakukan otomatis, dan bukan syarat untuk menerima komisi, bonus, atau peringkat apa pun; (b) potongan diambil dari jumlah yang akan ditransfer setelah pemotongan pajak penghasilan menurut angka 5, sehingga nominal komisi dan bonus serta dasar pengenaan pajaknya tidak berubah; (c) nominal dipotong dari transfer Jumat terdekat yang mencukupi, dan rinciannya ditampilkan di kantor maya serta pada bukti pembayaran; (d) paling banyak satu periode Langganan dapat dibayar di muka; (e) bila Langganan itu dibatalkan sebelum transfer, potongan dibatalkan, dan bila sesudahnya, dana dikembalikan menurut Pasal 7; (f) Langganan yang dibayar dengan cara ini diperlakukan sama dengan Langganan yang dibayar melalui kanal resmi, termasuk dalam perhitungan Plan B; (g) cara ini hanya untuk Langganan milik Mitra PLS sendiri dan tidak dapat dipakai untuk membayar pembelian orang lain; (h) yang dapat dipakai hanya bonus yang aman, yaitu tidak termasuk bonus dari penjualan yang masih dalam masa pembatalan 14 hari, dan setelah dikurangi piutang penarikan bonus; bila tidak mencukupi, pembayaran dari bonus tidak dapat dilakukan, dan nilai transfer tidak pernah menjadi negatif.</w:t>
         </w:r>
       </w:ins>
     </w:p>

--- a/docs/dokumen/Syarat_dan_Ketentuan_mitrans.id_v1.4_redline.docx
+++ b/docs/dokumen/Syarat_dan_Ketentuan_mitrans.id_v1.4_redline.docx
@@ -300,6 +300,20 @@
               </w:r>
             </w:ins>
           </w:p>
+          <w:p>
+            <w:pPr>
+              <w:pStyle w:val="Normal"/>
+              <w:spacing w:before="0" w:after="80"/>
+              <w:rPr>
+                <w:ins w:id="20001" w:author="Claude (draf untuk Coach Doddy)" w:date="2026-10-28T12:00:00Z"/>
+              </w:rPr>
+            </w:pPr>
+            <w:ins w:id="20002" w:author="Claude (draf untuk Coach Doddy)" w:date="2026-10-28T12:00:00Z">
+              <w:r>
+                <w:t xml:space="preserve">Tambahan versi 1.4 (28 Oktober 2026): atlastrade.io menjadi situs resmi ketiga untuk pembelian, pembayaran, pembatalan, dan pengembalian dana Lisensi dan Langganan. Satu akun berlaku di mitrans.id, affiliatemarketing.network, dan atlastrade.io (Pasal 1, 2, 5, 7, dan 11).</w:t>
+              </w:r>
+            </w:ins>
+          </w:p>
         </w:tc>
       </w:tr>
     </w:tbl>
@@ -332,7 +346,23 @@
       </w:pPr>
       <w:r>
         <w:rPr/>
-        <w:t>Selamat datang di mitrans.id. Syarat dan Ketentuan ini mengatur penggunaan situs mitrans.id dan affiliatemarketing.network, aplikasi, serta produk Mitrans-Astra yang diselenggarakan oleh PT MITRANS.</w:t>
+        <w:t xml:space="preserve">Selamat datang di mitrans.id. Syarat dan Ketentuan ini mengatur penggunaan </w:t>
+      </w:r>
+      <w:del w:id="20003" w:author="Claude (draf untuk Coach Doddy)" w:date="2026-10-28T12:00:00Z">
+        <w:r>
+          <w:rPr/>
+          <w:delText xml:space="preserve">situs mitrans.id dan affiliatemarketing.network</w:delText>
+        </w:r>
+      </w:del>
+      <w:ins w:id="20004" w:author="Claude (draf untuk Coach Doddy)" w:date="2026-10-28T12:00:00Z">
+        <w:r>
+          <w:rPr/>
+          <w:t xml:space="preserve">situs mitrans.id, affiliatemarketing.network, dan atlastrade.io</w:t>
+        </w:r>
+      </w:ins>
+      <w:r>
+        <w:rPr/>
+        <w:t xml:space="preserve">, aplikasi, serta produk Mitrans-Astra yang diselenggarakan oleh PT MITRANS.</w:t>
       </w:r>
     </w:p>
     <w:p>
@@ -609,8 +639,26 @@
                 <w:sz w:val="19"/>
                 <w:szCs w:val="19"/>
               </w:rPr>
-              <w:t>PT MITRANS [nama lengkap ●]</w:t>
+              <w:t xml:space="preserve">PT MITRANS </w:t>
             </w:r>
+            <w:del w:id="20005" w:author="Claude (draf untuk Coach Doddy)" w:date="2026-10-28T12:00:00Z">
+              <w:r>
+                <w:rPr>
+                  <w:sz w:val="19"/>
+                  <w:szCs w:val="19"/>
+                </w:rPr>
+                <w:delText xml:space="preserve">[nama lengkap ●]</w:delText>
+              </w:r>
+            </w:del>
+            <w:ins w:id="20006" w:author="Claude (draf untuk Coach Doddy)" w:date="2026-10-28T12:00:00Z">
+              <w:r>
+                <w:rPr>
+                  <w:sz w:val="19"/>
+                  <w:szCs w:val="19"/>
+                </w:rPr>
+                <w:t xml:space="preserve">[PT Mitra Transformasi Inteligensi, ejaan sesuai akta ●]</w:t>
+              </w:r>
+            </w:ins>
           </w:p>
         </w:tc>
       </w:tr>
@@ -782,6 +830,15 @@
               </w:rPr>
               <w:t>mitrans.id; affiliatemarketing.network (tautan rujukan dan halaman penawaran)</w:t>
             </w:r>
+            <w:ins w:id="20007" w:author="Claude (draf untuk Coach Doddy)" w:date="2026-10-28T12:00:00Z">
+              <w:r>
+                <w:rPr>
+                  <w:sz w:val="19"/>
+                  <w:szCs w:val="19"/>
+                </w:rPr>
+                <w:t xml:space="preserve">; atlastrade.io (pembelian dan pembayaran Lisensi dan Langganan, pembatalan, pengembalian dana, dan akses aplikasi). Ketiga situs dikelola Perusahaan dan memakai satu akun yang sama.</w:t>
+              </w:r>
+            </w:ins>
           </w:p>
         </w:tc>
       </w:tr>
@@ -1040,7 +1097,23 @@
       </w:r>
       <w:r>
         <w:rPr/>
-        <w:t xml:space="preserve"> adalah setiap orang yang menggunakan mitrans.id, affiliatemarketing.network, atau produk Mitrans-Astra.</w:t>
+        <w:t xml:space="preserve"> adalah setiap orang yang menggunakan </w:t>
+      </w:r>
+      <w:del w:id="20008" w:author="Claude (draf untuk Coach Doddy)" w:date="2026-10-28T12:00:00Z">
+        <w:r>
+          <w:rPr/>
+          <w:delText xml:space="preserve">mitrans.id, affiliatemarketing.network, atau</w:delText>
+        </w:r>
+      </w:del>
+      <w:ins w:id="20009" w:author="Claude (draf untuk Coach Doddy)" w:date="2026-10-28T12:00:00Z">
+        <w:r>
+          <w:rPr/>
+          <w:t xml:space="preserve">mitrans.id, affiliatemarketing.network, atlastrade.io, atau</w:t>
+        </w:r>
+      </w:ins>
+      <w:r>
+        <w:rPr/>
+        <w:t xml:space="preserve"> produk Mitrans-Astra.</w:t>
       </w:r>
     </w:p>
     <w:p>
@@ -1597,6 +1670,12 @@
         <w:rPr/>
         <w:t>Pembelian dilakukan melalui tautan rujukan Mitra PLS di affiliatemarketing.network.</w:t>
       </w:r>
+      <w:ins w:id="20010" w:author="Claude (draf untuk Coach Doddy)" w:date="2026-10-28T12:00:00Z">
+        <w:r>
+          <w:rPr/>
+          <w:t xml:space="preserve"> Pembelian dan pembayaran diselesaikan di halaman pembayaran atlastrade.io. Mitra PLS yang merujuk Anda tercatat otomatis dari tautan itu, sehingga Anda tidak perlu memasukkan kode rujukan atau mengisi data yang sama dua kali.</w:t>
+        </w:r>
+      </w:ins>
     </w:p>
     <w:p>
       <w:pPr>
@@ -1617,7 +1696,23 @@
       </w:r>
       <w:r>
         <w:rPr/>
-        <w:t xml:space="preserve"> yang tertera di halaman pembayaran. Jangan membayar ke rekening pribadi siapa pun, termasuk Mitra PLS. Perusahaan tidak bertanggung jawab atas pembayaran ke rekening selain rekening resmi.</w:t>
+        <w:t xml:space="preserve"> yang </w:t>
+      </w:r>
+      <w:del w:id="20011" w:author="Claude (draf untuk Coach Doddy)" w:date="2026-10-28T12:00:00Z">
+        <w:r>
+          <w:rPr/>
+          <w:delText xml:space="preserve">tertera di halaman pembayaran</w:delText>
+        </w:r>
+      </w:del>
+      <w:ins w:id="20012" w:author="Claude (draf untuk Coach Doddy)" w:date="2026-10-28T12:00:00Z">
+        <w:r>
+          <w:rPr/>
+          <w:t xml:space="preserve">tertera di halaman pembayaran atlastrade.io</w:t>
+        </w:r>
+      </w:ins>
+      <w:r>
+        <w:rPr/>
+        <w:t xml:space="preserve">. Jangan membayar ke rekening pribadi siapa pun, termasuk Mitra PLS. Perusahaan tidak bertanggung jawab atas pembayaran ke rekening selain rekening resmi.</w:t>
       </w:r>
       <w:ins w:id="9020" w:author="Claude (draf untuk Coach Doddy)" w:date="2026-10-27T12:00:00Z">
         <w:r>
@@ -1918,9 +2013,21 @@
         <w:spacing w:before="0" w:after="60"/>
         <w:rPr/>
       </w:pPr>
-      <w:r>
-        <w:rPr/>
-        <w:t>Permohonan diajukan melalui akun atau layanan pelanggan. Dana dikembalikan ke rekening asal pembayaran paling lambat 14 hari kerja setelah permohonan lengkap.</w:t>
+      <w:del w:id="20013" w:author="Claude (draf untuk Coach Doddy)" w:date="2026-10-28T12:00:00Z">
+        <w:r>
+          <w:rPr/>
+          <w:delText xml:space="preserve">Permohonan diajukan melalui akun atau layanan pelanggan.</w:delText>
+        </w:r>
+      </w:del>
+      <w:ins w:id="20014" w:author="Claude (draf untuk Coach Doddy)" w:date="2026-10-28T12:00:00Z">
+        <w:r>
+          <w:rPr/>
+          <w:t xml:space="preserve">Permohonan pembatalan dan pengembalian dana diajukan dan diproses melalui akun di atlastrade.io atau layanan pelanggan.</w:t>
+        </w:r>
+      </w:ins>
+      <w:r>
+        <w:rPr/>
+        <w:t xml:space="preserve"> Dana dikembalikan ke rekening asal pembayaran paling lambat 14 hari kerja setelah permohonan lengkap.</w:t>
       </w:r>
     </w:p>
     <w:p>
@@ -2460,6 +2567,24 @@
         <w:rPr/>
         <w:t>penyedia pembayaran, penyedia data pasar, dan penyedia infrastruktur yang terikat perjanjian kerahasiaan;</w:t>
       </w:r>
+    </w:p>
+    <w:p>
+      <w:pPr>
+        <w:pStyle w:val="ListParagraph"/>
+        <w:numPr>
+          <w:ilvl w:val="1"/>
+          <w:numId w:val="1"/>
+        </w:numPr>
+        <w:spacing w:before="0" w:after="60"/>
+        <w:rPr>
+          <w:ins w:id="20015" w:author="Claude (draf untuk Coach Doddy)" w:date="2026-10-28T12:00:00Z"/>
+        </w:rPr>
+      </w:pPr>
+      <w:ins w:id="20016" w:author="Claude (draf untuk Coach Doddy)" w:date="2026-10-28T12:00:00Z">
+        <w:r>
+          <w:t xml:space="preserve">mitrans.id, affiliatemarketing.network, dan atlastrade.io, yang seluruhnya dikelola Perusahaan, saling berbagi data akun, rujukan, dan transaksi sebatas yang diperlukan untuk akun bersama, pencatatan Sponsor, pemberian akses, serta perhitungan komisi dan bonus;</w:t>
+        </w:r>
+      </w:ins>
     </w:p>
     <w:p>
       <w:pPr>

--- a/docs/dokumen/Syarat_dan_Ketentuan_mitrans.id_v1.4_redline.docx
+++ b/docs/dokumen/Syarat_dan_Ketentuan_mitrans.id_v1.4_redline.docx
@@ -311,6 +311,20 @@
             <w:ins w:id="20002" w:author="Claude (draf untuk Coach Doddy)" w:date="2026-10-28T12:00:00Z">
               <w:r>
                 <w:t xml:space="preserve">Tambahan versi 1.4 (28 Oktober 2026): atlastrade.io menjadi situs resmi ketiga untuk pembelian, pembayaran, pembatalan, dan pengembalian dana Lisensi dan Langganan. Satu akun berlaku di mitrans.id, affiliatemarketing.network, dan atlastrade.io (Pasal 1, 2, 5, 7, dan 11).</w:t>
+              </w:r>
+            </w:ins>
+          </w:p>
+          <w:p>
+            <w:pPr>
+              <w:pStyle w:val="Normal"/>
+              <w:spacing w:before="0" w:after="80"/>
+              <w:rPr>
+                <w:ins w:id="30001" w:author="Claude (draf untuk Coach Doddy)" w:date="2026-10-28T15:00:00Z"/>
+              </w:rPr>
+            </w:pPr>
+            <w:ins w:id="30002" w:author="Claude (draf untuk Coach Doddy)" w:date="2026-10-28T15:00:00Z">
+              <w:r>
+                <w:t xml:space="preserve">Tambahan versi 1.4 (28 Oktober 2026, kedua): akun, pendaftaran Mitra PLS, dan Kantor Maya berada di affiliatemarketing.network; mitrans.id untuk profil Perusahaan dan dokumen resmi. Mitra PLS dapat menjual e-book miliknya melalui Agent Marketing, dan pembeli e-book dicatat dengan pemilik e-book sebagai Sponsor (Pasal 1, 11, dan 22).</w:t>
               </w:r>
             </w:ins>
           </w:p>
@@ -823,13 +837,49 @@
               <w:jc w:val="left"/>
               <w:rPr/>
             </w:pPr>
+            <w:del w:id="30003" w:author="Claude (draf untuk Coach Doddy)" w:date="2026-10-28T15:00:00Z">
+              <w:r>
+                <w:rPr>
+                  <w:sz w:val="19"/>
+                  <w:szCs w:val="19"/>
+                </w:rPr>
+                <w:delText xml:space="preserve">mitrans.id;</w:delText>
+              </w:r>
+            </w:del>
+            <w:ins w:id="30004" w:author="Claude (draf untuk Coach Doddy)" w:date="2026-10-28T15:00:00Z">
+              <w:r>
+                <w:rPr>
+                  <w:sz w:val="19"/>
+                  <w:szCs w:val="19"/>
+                </w:rPr>
+                <w:t xml:space="preserve">mitrans.id (profil Perusahaan dan dokumen resmi);</w:t>
+              </w:r>
+            </w:ins>
             <w:r>
               <w:rPr>
                 <w:sz w:val="19"/>
                 <w:szCs w:val="19"/>
               </w:rPr>
-              <w:t>mitrans.id; affiliatemarketing.network (tautan rujukan dan halaman penawaran)</w:t>
+              <w:t xml:space="preserve"> affiliatemarketing.network </w:t>
             </w:r>
+            <w:del w:id="30005" w:author="Claude (draf untuk Coach Doddy)" w:date="2026-10-28T15:00:00Z">
+              <w:r>
+                <w:rPr>
+                  <w:sz w:val="19"/>
+                  <w:szCs w:val="19"/>
+                </w:rPr>
+                <w:delText xml:space="preserve">(tautan rujukan dan halaman penawaran)</w:delText>
+              </w:r>
+            </w:del>
+            <w:ins w:id="30006" w:author="Claude (draf untuk Coach Doddy)" w:date="2026-10-28T15:00:00Z">
+              <w:r>
+                <w:rPr>
+                  <w:sz w:val="19"/>
+                  <w:szCs w:val="19"/>
+                </w:rPr>
+                <w:t xml:space="preserve">(akun, pendaftaran Mitra PLS, Kantor Maya dan Agent Marketing, tautan rujukan, dan halaman penawaran)</w:t>
+              </w:r>
+            </w:ins>
             <w:ins w:id="20007" w:author="Claude (draf untuk Coach Doddy)" w:date="2026-10-28T12:00:00Z">
               <w:r>
                 <w:rPr>
@@ -2387,6 +2437,24 @@
         <w:pStyle w:val="ListParagraph"/>
         <w:numPr>
           <w:ilvl w:val="0"/>
+          <w:numId w:val="64"/>
+        </w:numPr>
+        <w:spacing w:before="0" w:after="60"/>
+        <w:rPr>
+          <w:ins w:id="30007" w:author="Claude (draf untuk Coach Doddy)" w:date="2026-10-28T15:00:00Z"/>
+        </w:rPr>
+      </w:pPr>
+      <w:ins w:id="30008" w:author="Claude (draf untuk Coach Doddy)" w:date="2026-10-28T15:00:00Z">
+        <w:r>
+          <w:t xml:space="preserve">Data dari pembelian e-book Mitra PLS: bila Anda membeli e-book melalui halaman penawaran Mitra PLS, kami menerima nama, surel, nomor WhatsApp, dan hasil asesmen Anda untuk memproses pembelian, memberi akses e-book dan kelas, serta mencatat Mitra PLS pemilik e-book sebagai Sponsor Anda. Mitra PLS tersebut melihat nama dan status pembelian Anda, dan nomor WhatsApp hanya bila Anda setuju dihubungi.</w:t>
+        </w:r>
+      </w:ins>
+    </w:p>
+    <w:p>
+      <w:pPr>
+        <w:pStyle w:val="ListParagraph"/>
+        <w:numPr>
+          <w:ilvl w:val="0"/>
           <w:numId w:val="65"/>
         </w:numPr>
         <w:spacing w:before="0" w:after="60"/>
@@ -3683,6 +3751,24 @@
         <w:rPr/>
         <w:t>mendampingi orientasi Pelanggan dan Mitra PLS baru yang ia rujuk.</w:t>
       </w:r>
+    </w:p>
+    <w:p>
+      <w:pPr>
+        <w:pStyle w:val="ListParagraph"/>
+        <w:numPr>
+          <w:ilvl w:val="0"/>
+          <w:numId w:val="103"/>
+        </w:numPr>
+        <w:spacing w:before="0" w:after="60"/>
+        <w:rPr>
+          <w:ins w:id="30009" w:author="Claude (draf untuk Coach Doddy)" w:date="2026-10-28T15:00:00Z"/>
+        </w:rPr>
+      </w:pPr>
+      <w:ins w:id="30010" w:author="Claude (draf untuk Coach Doddy)" w:date="2026-10-28T15:00:00Z">
+        <w:r>
+          <w:t xml:space="preserve">menjual e-book miliknya hanya melalui Agent Marketing dan hanya setelah disetujui Perusahaan. E-book buatan Mitra PLS di Agent Marketing adalah produk Mitra PLS, bukan produk Perusahaan: harga Rp25.000–Rp150.000, hasil penjualan diterima Mitra PLS melalui kanal pembayaran platform dan diteruskan ke rekening Mitra PLS, tanpa PV, tanpa komisi, dan tidak dihitung untuk bonus apa pun. Setiap e-book dan halaman penawarannya wajib disetujui Perusahaan sebelum tayang. Perusahaan menyediakan Agent Marketing tanpa biaya. Mitra PLS bertanggung jawab atas isi dan hak cipta e-book, layanan kepada pembelinya, dan pajak atas penghasilannya. E-book bersifat edukasi dan tidak boleh memuat nasihat investasi pribadi, janji keuntungan, atau sinyal beli/jual. Perusahaan dapat meminta perbaikan, menolak, atau menurunkan e-book yang melanggar Kode Etik. Pembeli e-book yang belum memiliki akun dicatat dengan Mitra PLS pemilik e-book sebagai Sponsor, dan Sponsor ini tidak berubah oleh pembelian atau tautan berikutnya.</w:t>
+        </w:r>
+      </w:ins>
     </w:p>
     <w:p>
       <w:pPr>

--- a/docs/dokumen/Syarat_dan_Ketentuan_mitrans.id_v1.4_redline.docx
+++ b/docs/dokumen/Syarat_dan_Ketentuan_mitrans.id_v1.4_redline.docx
@@ -2527,6 +2527,12 @@
         <w:rPr/>
         <w:t>pengiriman informasi kelas, webinar, dan pengingat lewat WhatsApp, sesuai persetujuan Anda;</w:t>
       </w:r>
+      <w:ins w:id="40001" w:author="Claude (draf untuk Coach Doddy)" w:date="2026-10-28T18:00:00Z">
+        <w:r>
+          <w:rPr/>
+          <w:t xml:space="preserve"> Anda dapat menghentikan pesan WhatsApp kapan saja dengan membalas BERHENTI; pesan tidak dikirim antara pukul 21.00 dan 07.00 WIB.</w:t>
+        </w:r>
+      </w:ins>
     </w:p>
     <w:p>
       <w:pPr>
@@ -3767,6 +3773,24 @@
       <w:ins w:id="30010" w:author="Claude (draf untuk Coach Doddy)" w:date="2026-10-28T15:00:00Z">
         <w:r>
           <w:t xml:space="preserve">menjual e-book miliknya hanya melalui Agent Marketing dan hanya setelah disetujui Perusahaan. E-book buatan Mitra PLS di Agent Marketing adalah produk Mitra PLS, bukan produk Perusahaan: harga Rp25.000–Rp150.000, hasil penjualan diterima Mitra PLS melalui kanal pembayaran platform dan diteruskan ke rekening Mitra PLS, tanpa PV, tanpa komisi, dan tidak dihitung untuk bonus apa pun. Setiap e-book dan halaman penawarannya wajib disetujui Perusahaan sebelum tayang. Perusahaan menyediakan Agent Marketing tanpa biaya. Mitra PLS bertanggung jawab atas isi dan hak cipta e-book, layanan kepada pembelinya, dan pajak atas penghasilannya. E-book bersifat edukasi dan tidak boleh memuat nasihat investasi pribadi, janji keuntungan, atau sinyal beli/jual. Perusahaan dapat meminta perbaikan, menolak, atau menurunkan e-book yang melanggar Kode Etik. Pembeli e-book yang belum memiliki akun dicatat dengan Mitra PLS pemilik e-book sebagai Sponsor, dan Sponsor ini tidak berubah oleh pembelian atau tautan berikutnya.</w:t>
+        </w:r>
+      </w:ins>
+    </w:p>
+    <w:p>
+      <w:pPr>
+        <w:pStyle w:val="ListParagraph"/>
+        <w:numPr>
+          <w:ilvl w:val="0"/>
+          <w:numId w:val="103"/>
+        </w:numPr>
+        <w:spacing w:before="0" w:after="60"/>
+        <w:rPr>
+          <w:ins w:id="40002" w:author="Claude (draf untuk Coach Doddy)" w:date="2026-10-28T18:00:00Z"/>
+        </w:rPr>
+      </w:pPr>
+      <w:ins w:id="40003" w:author="Claude (draf untuk Coach Doddy)" w:date="2026-10-28T18:00:00Z">
+        <w:r>
+          <w:t xml:space="preserve">menanggung pengembalian dana e-book miliknya: bila e-book tidak sesuai dengan halaman penawarannya, Perusahaan memproses pengembalian dana kepada pembeli melalui kanal pembayaran paling lambat 7 hari kerja setelah permohonan lengkap, dan nilainya diperhitungkan dengan hasil penjualan e-book Mitra PLS tersebut.</w:t>
         </w:r>
       </w:ins>
     </w:p>
